--- a/testakten/hochschulrecht-berufung-senat-drittmittel-campus-rheinbogen/01-mandatsnotiz-und-auftrag.docx
+++ b/testakten/hochschulrecht-berufung-senat-drittmittel-campus-rheinbogen/01-mandatsnotiz-und-auftrag.docx
@@ -2,41 +2,925 @@
 <file path=word/document.xml><?xml version="1.0" encoding="utf-8"?>
 <w:document xmlns:wpc="http://schemas.microsoft.com/office/word/2010/wordprocessingCanvas" xmlns:mo="http://schemas.microsoft.com/office/mac/office/2008/main" xmlns:mc="http://schemas.openxmlformats.org/markup-compatibility/2006" xmlns:mv="urn:schemas-microsoft-com:mac:vml" xmlns:o="urn:schemas-microsoft-com:office:office" xmlns:r="http://schemas.openxmlformats.org/officeDocument/2006/relationships" xmlns:m="http://schemas.openxmlformats.org/officeDocument/2006/math" xmlns:v="urn:schemas-microsoft-com:vml" xmlns:wp14="http://schemas.microsoft.com/office/word/2010/wordprocessingDrawing" xmlns:wp="http://schemas.openxmlformats.org/drawingml/2006/wordprocessingDrawing" xmlns:w10="urn:schemas-microsoft-com:office:word" xmlns:w="http://schemas.openxmlformats.org/wordprocessingml/2006/main" xmlns:w14="http://schemas.microsoft.com/office/word/2010/wordml" xmlns:wpg="http://schemas.microsoft.com/office/word/2010/wordprocessingGroup" xmlns:wpi="http://schemas.microsoft.com/office/word/2010/wordprocessingInk" xmlns:wne="http://schemas.microsoft.com/office/word/2006/wordml" xmlns:wps="http://schemas.microsoft.com/office/word/2010/wordprocessingShape" mc:Ignorable="w14 wp14">
   <w:body>
+    <w:tbl>
+      <w:tblPr>
+        <w:tblW w:type="auto" w:w="0"/>
+        <w:tblLayout w:type="fixed"/>
+        <w:tblLook w:firstColumn="1" w:firstRow="1" w:lastColumn="0" w:lastRow="0" w:noHBand="0" w:noVBand="1" w:val="04A0"/>
+      </w:tblPr>
+      <w:tblGrid>
+        <w:gridCol w:w="6520"/>
+        <w:gridCol w:w="2948"/>
+      </w:tblGrid>
+      <w:tr>
+        <w:tc>
+          <w:tcPr>
+            <w:tcW w:type="dxa" w:w="4790"/>
+            <w:tcMar>
+              <w:top w:w="0" w:type="dxa"/>
+              <w:start w:w="0" w:type="dxa"/>
+              <w:bottom w:w="80" w:type="dxa"/>
+              <w:end w:w="80" w:type="dxa"/>
+            </w:tcMar>
+          </w:tcPr>
+          <w:p>
+            <w:pPr>
+              <w:spacing w:after="20"/>
+            </w:pPr>
+            <w:r>
+              <w:rPr>
+                <w:b/>
+                <w:color w:val="17324D"/>
+                <w:sz w:val="24"/>
+              </w:rPr>
+              <w:t>MENDELSOHN RECHTSANWÄLTE</w:t>
+            </w:r>
+          </w:p>
+          <w:p>
+            <w:pPr>
+              <w:spacing w:after="0"/>
+            </w:pPr>
+            <w:r>
+              <w:rPr>
+                <w:color w:val="59636B"/>
+                <w:sz w:val="16"/>
+              </w:rPr>
+              <w:t>Königsallee 92a · 40212 Düsseldorf · Telefon 0211 601 38 0 · hochschule@mendelsohn-recht.de</w:t>
+            </w:r>
+          </w:p>
+          <w:p>
+            <w:pPr>
+              <w:spacing w:after="0"/>
+            </w:pPr>
+            <w:r>
+              <w:rPr>
+                <w:color w:val="59636B"/>
+                <w:sz w:val="16"/>
+              </w:rPr>
+              <w:t>Partnerschaftsregister AG Essen PR 3991 · Fremdgeldkonto DE29 3005 0000 0921 4410 17</w:t>
+            </w:r>
+          </w:p>
+        </w:tc>
+        <w:tc>
+          <w:tcPr>
+            <w:tcW w:type="dxa" w:w="4790"/>
+            <w:tcMar>
+              <w:top w:w="0" w:type="dxa"/>
+              <w:start w:w="80" w:type="dxa"/>
+              <w:bottom w:w="80" w:type="dxa"/>
+              <w:end w:w="0" w:type="dxa"/>
+            </w:tcMar>
+          </w:tcPr>
+          <w:p>
+            <w:pPr>
+              <w:jc w:val="right"/>
+            </w:pPr>
+            <w:r>
+              <w:rPr>
+                <w:b/>
+                <w:color w:val="2E668B"/>
+                <w:sz w:val="18"/>
+              </w:rPr>
+              <w:t>MANDATSAUFNAHME</w:t>
+            </w:r>
+          </w:p>
+        </w:tc>
+      </w:tr>
+    </w:tbl>
+    <w:p>
+      <w:pPr>
+        <w:spacing w:after="160"/>
+        <w:pBdr>
+          <w:bottom w:val="single" w:sz="10" w:space="1" w:color="2E668B"/>
+        </w:pBdr>
+      </w:pPr>
+    </w:p>
+    <w:p>
+      <w:pPr>
+        <w:pStyle w:val="Title"/>
+      </w:pPr>
+      <w:r>
+        <w:t>Mandatsaufnahme Prof. Dr. Eveline Bornhorst</w:t>
+      </w:r>
+    </w:p>
+    <w:p>
+      <w:pPr>
+        <w:spacing w:after="180"/>
+      </w:pPr>
+      <w:r>
+        <w:rPr>
+          <w:b/>
+          <w:color w:val="2E668B"/>
+        </w:rPr>
+        <w:t>Berufungsverfahren W3 Maschinenelement-Konstruktion · Universität Campus Rheinbogen</w:t>
+      </w:r>
+    </w:p>
+    <w:tbl>
+      <w:tblPr>
+        <w:tblW w:type="auto" w:w="0"/>
+        <w:tblLayout w:type="fixed"/>
+        <w:tblLook w:firstColumn="1" w:firstRow="1" w:lastColumn="0" w:lastRow="0" w:noHBand="0" w:noVBand="1" w:val="04A0"/>
+      </w:tblPr>
+      <w:tblGrid>
+        <w:gridCol w:w="2268"/>
+        <w:gridCol w:w="7200"/>
+      </w:tblGrid>
+      <w:tr>
+        <w:tc>
+          <w:tcPr>
+            <w:tcW w:type="dxa" w:w="2268"/>
+            <w:shd w:fill="EAF1F5"/>
+            <w:tcMar>
+              <w:top w:w="90" w:type="dxa"/>
+              <w:start w:w="90" w:type="dxa"/>
+              <w:bottom w:w="90" w:type="dxa"/>
+              <w:end w:w="90" w:type="dxa"/>
+            </w:tcMar>
+            <w:vAlign w:val="center"/>
+          </w:tcPr>
+          <w:p>
+            <w:pPr>
+              <w:spacing w:after="0"/>
+            </w:pPr>
+            <w:r>
+              <w:rPr>
+                <w:b/>
+                <w:sz w:val="18"/>
+              </w:rPr>
+              <w:t>Aufgenommen</w:t>
+            </w:r>
+          </w:p>
+        </w:tc>
+        <w:tc>
+          <w:tcPr>
+            <w:tcW w:type="dxa" w:w="7200"/>
+            <w:tcMar>
+              <w:top w:w="90" w:type="dxa"/>
+              <w:start w:w="90" w:type="dxa"/>
+              <w:bottom w:w="90" w:type="dxa"/>
+              <w:end w:w="90" w:type="dxa"/>
+            </w:tcMar>
+            <w:vAlign w:val="center"/>
+          </w:tcPr>
+          <w:p>
+            <w:pPr>
+              <w:spacing w:after="0"/>
+            </w:pPr>
+            <w:r>
+              <w:rPr>
+                <w:sz w:val="18"/>
+              </w:rPr>
+              <w:t>28. Mai 2026, 09:20 Uhr, Telefon und Datenraum</w:t>
+            </w:r>
+          </w:p>
+        </w:tc>
+      </w:tr>
+      <w:tr>
+        <w:tc>
+          <w:tcPr>
+            <w:tcW w:type="dxa" w:w="2268"/>
+            <w:shd w:fill="EAF1F5"/>
+            <w:tcMar>
+              <w:top w:w="90" w:type="dxa"/>
+              <w:start w:w="90" w:type="dxa"/>
+              <w:bottom w:w="90" w:type="dxa"/>
+              <w:end w:w="90" w:type="dxa"/>
+            </w:tcMar>
+            <w:vAlign w:val="center"/>
+          </w:tcPr>
+          <w:p>
+            <w:pPr>
+              <w:spacing w:after="0"/>
+            </w:pPr>
+            <w:r>
+              <w:rPr>
+                <w:b/>
+                <w:sz w:val="18"/>
+              </w:rPr>
+              <w:t>Mandantin</w:t>
+            </w:r>
+          </w:p>
+        </w:tc>
+        <w:tc>
+          <w:tcPr>
+            <w:tcW w:type="dxa" w:w="7200"/>
+            <w:tcMar>
+              <w:top w:w="90" w:type="dxa"/>
+              <w:start w:w="90" w:type="dxa"/>
+              <w:bottom w:w="90" w:type="dxa"/>
+              <w:end w:w="90" w:type="dxa"/>
+            </w:tcMar>
+            <w:vAlign w:val="center"/>
+          </w:tcPr>
+          <w:p>
+            <w:pPr>
+              <w:spacing w:after="0"/>
+            </w:pPr>
+            <w:r>
+              <w:rPr>
+                <w:sz w:val="18"/>
+              </w:rPr>
+              <w:t>Prof. Dr. Eveline Bornhorst, Listenplatz 2</w:t>
+            </w:r>
+          </w:p>
+        </w:tc>
+      </w:tr>
+      <w:tr>
+        <w:tc>
+          <w:tcPr>
+            <w:tcW w:type="dxa" w:w="2268"/>
+            <w:shd w:fill="EAF1F5"/>
+            <w:tcMar>
+              <w:top w:w="90" w:type="dxa"/>
+              <w:start w:w="90" w:type="dxa"/>
+              <w:bottom w:w="90" w:type="dxa"/>
+              <w:end w:w="90" w:type="dxa"/>
+            </w:tcMar>
+            <w:vAlign w:val="center"/>
+          </w:tcPr>
+          <w:p>
+            <w:pPr>
+              <w:spacing w:after="0"/>
+            </w:pPr>
+            <w:r>
+              <w:rPr>
+                <w:b/>
+                <w:sz w:val="18"/>
+              </w:rPr>
+              <w:t>Hochschule</w:t>
+            </w:r>
+          </w:p>
+        </w:tc>
+        <w:tc>
+          <w:tcPr>
+            <w:tcW w:type="dxa" w:w="7200"/>
+            <w:tcMar>
+              <w:top w:w="90" w:type="dxa"/>
+              <w:start w:w="90" w:type="dxa"/>
+              <w:bottom w:w="90" w:type="dxa"/>
+              <w:end w:w="90" w:type="dxa"/>
+            </w:tcMar>
+            <w:vAlign w:val="center"/>
+          </w:tcPr>
+          <w:p>
+            <w:pPr>
+              <w:spacing w:after="0"/>
+            </w:pPr>
+            <w:r>
+              <w:rPr>
+                <w:sz w:val="18"/>
+              </w:rPr>
+              <w:t>Universität Campus Rheinbogen, Universitätsstraße 1, 40225 Düsseldorf</w:t>
+            </w:r>
+          </w:p>
+        </w:tc>
+      </w:tr>
+      <w:tr>
+        <w:tc>
+          <w:tcPr>
+            <w:tcW w:type="dxa" w:w="2268"/>
+            <w:shd w:fill="EAF1F5"/>
+            <w:tcMar>
+              <w:top w:w="90" w:type="dxa"/>
+              <w:start w:w="90" w:type="dxa"/>
+              <w:bottom w:w="90" w:type="dxa"/>
+              <w:end w:w="90" w:type="dxa"/>
+            </w:tcMar>
+            <w:vAlign w:val="center"/>
+          </w:tcPr>
+          <w:p>
+            <w:pPr>
+              <w:spacing w:after="0"/>
+            </w:pPr>
+            <w:r>
+              <w:rPr>
+                <w:b/>
+                <w:sz w:val="18"/>
+              </w:rPr>
+              <w:t>Sachbearbeitung</w:t>
+            </w:r>
+          </w:p>
+        </w:tc>
+        <w:tc>
+          <w:tcPr>
+            <w:tcW w:type="dxa" w:w="7200"/>
+            <w:tcMar>
+              <w:top w:w="90" w:type="dxa"/>
+              <w:start w:w="90" w:type="dxa"/>
+              <w:bottom w:w="90" w:type="dxa"/>
+              <w:end w:w="90" w:type="dxa"/>
+            </w:tcMar>
+            <w:vAlign w:val="center"/>
+          </w:tcPr>
+          <w:p>
+            <w:pPr>
+              <w:spacing w:after="0"/>
+            </w:pPr>
+            <w:r>
+              <w:rPr>
+                <w:sz w:val="18"/>
+              </w:rPr>
+              <w:t>Rechtsanwalt Dr. Stefan Mendelsohn</w:t>
+            </w:r>
+          </w:p>
+        </w:tc>
+      </w:tr>
+      <w:tr>
+        <w:tc>
+          <w:tcPr>
+            <w:tcW w:type="dxa" w:w="2268"/>
+            <w:shd w:fill="EAF1F5"/>
+            <w:tcMar>
+              <w:top w:w="90" w:type="dxa"/>
+              <w:start w:w="90" w:type="dxa"/>
+              <w:bottom w:w="90" w:type="dxa"/>
+              <w:end w:w="90" w:type="dxa"/>
+            </w:tcMar>
+            <w:vAlign w:val="center"/>
+          </w:tcPr>
+          <w:p>
+            <w:pPr>
+              <w:spacing w:after="0"/>
+            </w:pPr>
+            <w:r>
+              <w:rPr>
+                <w:b/>
+                <w:sz w:val="18"/>
+              </w:rPr>
+              <w:t>Nächster Termin</w:t>
+            </w:r>
+          </w:p>
+        </w:tc>
+        <w:tc>
+          <w:tcPr>
+            <w:tcW w:type="dxa" w:w="7200"/>
+            <w:tcMar>
+              <w:top w:w="90" w:type="dxa"/>
+              <w:start w:w="90" w:type="dxa"/>
+              <w:bottom w:w="90" w:type="dxa"/>
+              <w:end w:w="90" w:type="dxa"/>
+            </w:tcMar>
+            <w:vAlign w:val="center"/>
+          </w:tcPr>
+          <w:p>
+            <w:pPr>
+              <w:spacing w:after="0"/>
+            </w:pPr>
+            <w:r>
+              <w:rPr>
+                <w:sz w:val="18"/>
+              </w:rPr>
+              <w:t>Senatssitzung 10. Juni 2026</w:t>
+            </w:r>
+          </w:p>
+        </w:tc>
+      </w:tr>
+    </w:tbl>
+    <w:p>
+      <w:pPr>
+        <w:spacing w:after="20"/>
+      </w:pPr>
+    </w:p>
     <w:p>
       <w:pPr>
         <w:pStyle w:val="Heading1"/>
       </w:pPr>
       <w:r>
-        <w:rPr>
-          <w:rFonts w:ascii="Times New Roman" w:hAnsi="Times New Roman"/>
-        </w:rPr>
-        <w:t>Mandatsnotiz</w:t>
+        <w:t>1. Anlass</w:t>
       </w:r>
     </w:p>
     <w:p>
       <w:pPr>
-        <w:jc w:val="left"/>
+        <w:widowControl/>
       </w:pPr>
       <w:r>
-        <w:t>Hochschulrecht: Universität Campus Rheinbogen streitet über eine W3-Berufung, Senatsbeschluss, Drittmittelvertrag, Befangenheit, Grundordnungsänderung und Wissenschaftsfreiheit.</w:t>
+        <w:t>Die Mandantin erhielt über ein Kommissionsmitglied den Hinweis, dass die auf Listenplatz 1 gesetzte Bewerberin Prof. Dr. Helene Tannwald mit einem Kommissionsmitglied einen noch nicht bewilligten Drittmittelantrag vorbereitet habe. Im Auswahlvermerk wird diese Zusammenarbeit erwähnt, aber nicht als eigener Tagesordnungspunkt dokumentiert.</w:t>
       </w:r>
     </w:p>
     <w:p>
       <w:pPr>
-        <w:jc w:val="left"/>
+        <w:widowControl/>
       </w:pPr>
       <w:r>
-        <w:t>Die Unterlagen kommen aus verschiedenen Quellen und sind nicht widerspruchsfrei. Zuerst sind Bundesland, zuständige Stelle, konkrete Ordnung, Frist und Aktenstück zu klären. Keine Aussage wird ohne Normenkette oder Beleg hart formuliert.</w:t>
+        <w:t>Parallel soll der Senat eine Änderung der Grundordnung beschließen, die digitale Umlaufbeschlüsse in Berufungssachen ermöglicht. Das Ministerium fragte am 26. Mai nach Satzungskompetenz, Protokollierung und Bekanntmachung. Die Mandantin möchte zunächst Aktenstand, Verfahrensschritte und mögliche Auswirkungen auf ihre Bewerbung verstehen.</w:t>
+      </w:r>
+    </w:p>
+    <w:p>
+      <w:pPr>
+        <w:pStyle w:val="Heading1"/>
+      </w:pPr>
+      <w:r>
+        <w:t>2. Unterlagen und Lücken</w:t>
+      </w:r>
+    </w:p>
+    <w:tbl>
+      <w:tblPr>
+        <w:tblStyle w:val="TableGrid"/>
+        <w:tblW w:type="auto" w:w="0"/>
+        <w:tblLayout w:type="fixed"/>
+        <w:tblLook w:firstColumn="1" w:firstRow="1" w:lastColumn="0" w:lastRow="0" w:noHBand="0" w:noVBand="1" w:val="04A0"/>
+      </w:tblPr>
+      <w:tblGrid>
+        <w:gridCol w:w="3061"/>
+        <w:gridCol w:w="3288"/>
+        <w:gridCol w:w="3288"/>
+      </w:tblGrid>
+      <w:tr>
+        <w:tc>
+          <w:tcPr>
+            <w:tcW w:type="dxa" w:w="3194"/>
+            <w:shd w:fill="17324D"/>
+            <w:tcMar>
+              <w:top w:w="90" w:type="dxa"/>
+              <w:start w:w="90" w:type="dxa"/>
+              <w:bottom w:w="90" w:type="dxa"/>
+              <w:end w:w="90" w:type="dxa"/>
+            </w:tcMar>
+          </w:tcPr>
+          <w:p>
+            <w:r>
+              <w:rPr>
+                <w:b/>
+                <w:color w:val="FFFFFF"/>
+                <w:sz w:val="17"/>
+              </w:rPr>
+              <w:t>Unterlage</w:t>
+            </w:r>
+          </w:p>
+        </w:tc>
+        <w:tc>
+          <w:tcPr>
+            <w:tcW w:type="dxa" w:w="3194"/>
+            <w:shd w:fill="17324D"/>
+            <w:tcMar>
+              <w:top w:w="90" w:type="dxa"/>
+              <w:start w:w="90" w:type="dxa"/>
+              <w:bottom w:w="90" w:type="dxa"/>
+              <w:end w:w="90" w:type="dxa"/>
+            </w:tcMar>
+          </w:tcPr>
+          <w:p>
+            <w:r>
+              <w:rPr>
+                <w:b/>
+                <w:color w:val="FFFFFF"/>
+                <w:sz w:val="17"/>
+              </w:rPr>
+              <w:t>Vorhanden</w:t>
+            </w:r>
+          </w:p>
+        </w:tc>
+        <w:tc>
+          <w:tcPr>
+            <w:tcW w:type="dxa" w:w="3194"/>
+            <w:shd w:fill="17324D"/>
+            <w:tcMar>
+              <w:top w:w="90" w:type="dxa"/>
+              <w:start w:w="90" w:type="dxa"/>
+              <w:bottom w:w="90" w:type="dxa"/>
+              <w:end w:w="90" w:type="dxa"/>
+            </w:tcMar>
+          </w:tcPr>
+          <w:p>
+            <w:r>
+              <w:rPr>
+                <w:b/>
+                <w:color w:val="FFFFFF"/>
+                <w:sz w:val="17"/>
+              </w:rPr>
+              <w:t>Fehlt</w:t>
+            </w:r>
+          </w:p>
+        </w:tc>
+      </w:tr>
+      <w:tr>
+        <w:tc>
+          <w:tcPr>
+            <w:tcW w:type="dxa" w:w="3061"/>
+            <w:tcMar>
+              <w:top w:w="90" w:type="dxa"/>
+              <w:start w:w="90" w:type="dxa"/>
+              <w:bottom w:w="90" w:type="dxa"/>
+              <w:end w:w="90" w:type="dxa"/>
+            </w:tcMar>
+            <w:vAlign w:val="top"/>
+          </w:tcPr>
+          <w:p>
+            <w:pPr>
+              <w:spacing w:after="0"/>
+            </w:pPr>
+            <w:r>
+              <w:rPr>
+                <w:sz w:val="16"/>
+              </w:rPr>
+              <w:t>Stellenausschreibung und Bewerbung</w:t>
+            </w:r>
+          </w:p>
+        </w:tc>
+        <w:tc>
+          <w:tcPr>
+            <w:tcW w:type="dxa" w:w="3288"/>
+            <w:tcMar>
+              <w:top w:w="90" w:type="dxa"/>
+              <w:start w:w="90" w:type="dxa"/>
+              <w:bottom w:w="90" w:type="dxa"/>
+              <w:end w:w="90" w:type="dxa"/>
+            </w:tcMar>
+            <w:vAlign w:val="top"/>
+          </w:tcPr>
+          <w:p>
+            <w:pPr>
+              <w:spacing w:after="0"/>
+            </w:pPr>
+            <w:r>
+              <w:rPr>
+                <w:sz w:val="16"/>
+              </w:rPr>
+              <w:t>Ausschreibung und eigene Bewerbung</w:t>
+            </w:r>
+          </w:p>
+        </w:tc>
+        <w:tc>
+          <w:tcPr>
+            <w:tcW w:type="dxa" w:w="3288"/>
+            <w:tcMar>
+              <w:top w:w="90" w:type="dxa"/>
+              <w:start w:w="90" w:type="dxa"/>
+              <w:bottom w:w="90" w:type="dxa"/>
+              <w:end w:w="90" w:type="dxa"/>
+            </w:tcMar>
+            <w:vAlign w:val="top"/>
+          </w:tcPr>
+          <w:p>
+            <w:pPr>
+              <w:spacing w:after="0"/>
+            </w:pPr>
+            <w:r>
+              <w:rPr>
+                <w:sz w:val="16"/>
+              </w:rPr>
+              <w:t>Bewerbungen der Mitbewerber nur teilweise einsehbar</w:t>
+            </w:r>
+          </w:p>
+        </w:tc>
+      </w:tr>
+      <w:tr>
+        <w:tc>
+          <w:tcPr>
+            <w:tcW w:type="dxa" w:w="3061"/>
+            <w:tcMar>
+              <w:top w:w="90" w:type="dxa"/>
+              <w:start w:w="90" w:type="dxa"/>
+              <w:bottom w:w="90" w:type="dxa"/>
+              <w:end w:w="90" w:type="dxa"/>
+            </w:tcMar>
+            <w:vAlign w:val="top"/>
+            <w:shd w:fill="F5F7F8"/>
+          </w:tcPr>
+          <w:p>
+            <w:pPr>
+              <w:spacing w:after="0"/>
+            </w:pPr>
+            <w:r>
+              <w:rPr>
+                <w:sz w:val="16"/>
+              </w:rPr>
+              <w:t>Kommissionsunterlagen</w:t>
+            </w:r>
+          </w:p>
+        </w:tc>
+        <w:tc>
+          <w:tcPr>
+            <w:tcW w:type="dxa" w:w="3288"/>
+            <w:tcMar>
+              <w:top w:w="90" w:type="dxa"/>
+              <w:start w:w="90" w:type="dxa"/>
+              <w:bottom w:w="90" w:type="dxa"/>
+              <w:end w:w="90" w:type="dxa"/>
+            </w:tcMar>
+            <w:vAlign w:val="top"/>
+            <w:shd w:fill="F5F7F8"/>
+          </w:tcPr>
+          <w:p>
+            <w:pPr>
+              <w:spacing w:after="0"/>
+            </w:pPr>
+            <w:r>
+              <w:rPr>
+                <w:sz w:val="16"/>
+              </w:rPr>
+              <w:t>Auswahlvermerk und Beteiligtenliste</w:t>
+            </w:r>
+          </w:p>
+        </w:tc>
+        <w:tc>
+          <w:tcPr>
+            <w:tcW w:type="dxa" w:w="3288"/>
+            <w:tcMar>
+              <w:top w:w="90" w:type="dxa"/>
+              <w:start w:w="90" w:type="dxa"/>
+              <w:bottom w:w="90" w:type="dxa"/>
+              <w:end w:w="90" w:type="dxa"/>
+            </w:tcMar>
+            <w:vAlign w:val="top"/>
+            <w:shd w:fill="F5F7F8"/>
+          </w:tcPr>
+          <w:p>
+            <w:pPr>
+              <w:spacing w:after="0"/>
+            </w:pPr>
+            <w:r>
+              <w:rPr>
+                <w:sz w:val="16"/>
+              </w:rPr>
+              <w:t>Einladungen, Protokolle, Abstimmung und Befangenheitsvermerke</w:t>
+            </w:r>
+          </w:p>
+        </w:tc>
+      </w:tr>
+      <w:tr>
+        <w:tc>
+          <w:tcPr>
+            <w:tcW w:type="dxa" w:w="3061"/>
+            <w:tcMar>
+              <w:top w:w="90" w:type="dxa"/>
+              <w:start w:w="90" w:type="dxa"/>
+              <w:bottom w:w="90" w:type="dxa"/>
+              <w:end w:w="90" w:type="dxa"/>
+            </w:tcMar>
+            <w:vAlign w:val="top"/>
+          </w:tcPr>
+          <w:p>
+            <w:pPr>
+              <w:spacing w:after="0"/>
+            </w:pPr>
+            <w:r>
+              <w:rPr>
+                <w:sz w:val="16"/>
+              </w:rPr>
+              <w:t>Gleichstellung und Schwerbehindertenvertretung</w:t>
+            </w:r>
+          </w:p>
+        </w:tc>
+        <w:tc>
+          <w:tcPr>
+            <w:tcW w:type="dxa" w:w="3288"/>
+            <w:tcMar>
+              <w:top w:w="90" w:type="dxa"/>
+              <w:start w:w="90" w:type="dxa"/>
+              <w:bottom w:w="90" w:type="dxa"/>
+              <w:end w:w="90" w:type="dxa"/>
+            </w:tcMar>
+            <w:vAlign w:val="top"/>
+          </w:tcPr>
+          <w:p>
+            <w:pPr>
+              <w:spacing w:after="0"/>
+            </w:pPr>
+            <w:r>
+              <w:rPr>
+                <w:sz w:val="16"/>
+              </w:rPr>
+              <w:t>Hinweis im Auswahlvermerk</w:t>
+            </w:r>
+          </w:p>
+        </w:tc>
+        <w:tc>
+          <w:tcPr>
+            <w:tcW w:type="dxa" w:w="3288"/>
+            <w:tcMar>
+              <w:top w:w="90" w:type="dxa"/>
+              <w:start w:w="90" w:type="dxa"/>
+              <w:bottom w:w="90" w:type="dxa"/>
+              <w:end w:w="90" w:type="dxa"/>
+            </w:tcMar>
+            <w:vAlign w:val="top"/>
+          </w:tcPr>
+          <w:p>
+            <w:pPr>
+              <w:spacing w:after="0"/>
+            </w:pPr>
+            <w:r>
+              <w:rPr>
+                <w:sz w:val="16"/>
+              </w:rPr>
+              <w:t>Vollständige Voten und Zeitpunkte</w:t>
+            </w:r>
+          </w:p>
+        </w:tc>
+      </w:tr>
+      <w:tr>
+        <w:tc>
+          <w:tcPr>
+            <w:tcW w:type="dxa" w:w="3061"/>
+            <w:tcMar>
+              <w:top w:w="90" w:type="dxa"/>
+              <w:start w:w="90" w:type="dxa"/>
+              <w:bottom w:w="90" w:type="dxa"/>
+              <w:end w:w="90" w:type="dxa"/>
+            </w:tcMar>
+            <w:vAlign w:val="top"/>
+            <w:shd w:fill="F5F7F8"/>
+          </w:tcPr>
+          <w:p>
+            <w:pPr>
+              <w:spacing w:after="0"/>
+            </w:pPr>
+            <w:r>
+              <w:rPr>
+                <w:sz w:val="16"/>
+              </w:rPr>
+              <w:t>Drittmittelbezug</w:t>
+            </w:r>
+          </w:p>
+        </w:tc>
+        <w:tc>
+          <w:tcPr>
+            <w:tcW w:type="dxa" w:w="3288"/>
+            <w:tcMar>
+              <w:top w:w="90" w:type="dxa"/>
+              <w:start w:w="90" w:type="dxa"/>
+              <w:bottom w:w="90" w:type="dxa"/>
+              <w:end w:w="90" w:type="dxa"/>
+            </w:tcMar>
+            <w:vAlign w:val="top"/>
+            <w:shd w:fill="F5F7F8"/>
+          </w:tcPr>
+          <w:p>
+            <w:pPr>
+              <w:spacing w:after="0"/>
+            </w:pPr>
+            <w:r>
+              <w:rPr>
+                <w:sz w:val="16"/>
+              </w:rPr>
+              <w:t>Vertragsauszug und Chatnotiz</w:t>
+            </w:r>
+          </w:p>
+        </w:tc>
+        <w:tc>
+          <w:tcPr>
+            <w:tcW w:type="dxa" w:w="3288"/>
+            <w:tcMar>
+              <w:top w:w="90" w:type="dxa"/>
+              <w:start w:w="90" w:type="dxa"/>
+              <w:bottom w:w="90" w:type="dxa"/>
+              <w:end w:w="90" w:type="dxa"/>
+            </w:tcMar>
+            <w:vAlign w:val="top"/>
+            <w:shd w:fill="F5F7F8"/>
+          </w:tcPr>
+          <w:p>
+            <w:pPr>
+              <w:spacing w:after="0"/>
+            </w:pPr>
+            <w:r>
+              <w:rPr>
+                <w:sz w:val="16"/>
+              </w:rPr>
+              <w:t>Projektantrag, Rollen, Bewilligungsstand und Offenlegung</w:t>
+            </w:r>
+          </w:p>
+        </w:tc>
+      </w:tr>
+      <w:tr>
+        <w:tc>
+          <w:tcPr>
+            <w:tcW w:type="dxa" w:w="3061"/>
+            <w:tcMar>
+              <w:top w:w="90" w:type="dxa"/>
+              <w:start w:w="90" w:type="dxa"/>
+              <w:bottom w:w="90" w:type="dxa"/>
+              <w:end w:w="90" w:type="dxa"/>
+            </w:tcMar>
+            <w:vAlign w:val="top"/>
+          </w:tcPr>
+          <w:p>
+            <w:pPr>
+              <w:spacing w:after="0"/>
+            </w:pPr>
+            <w:r>
+              <w:rPr>
+                <w:sz w:val="16"/>
+              </w:rPr>
+              <w:t>Senatsverfahren</w:t>
+            </w:r>
+          </w:p>
+        </w:tc>
+        <w:tc>
+          <w:tcPr>
+            <w:tcW w:type="dxa" w:w="3288"/>
+            <w:tcMar>
+              <w:top w:w="90" w:type="dxa"/>
+              <w:start w:w="90" w:type="dxa"/>
+              <w:bottom w:w="90" w:type="dxa"/>
+              <w:end w:w="90" w:type="dxa"/>
+            </w:tcMar>
+            <w:vAlign w:val="top"/>
+          </w:tcPr>
+          <w:p>
+            <w:pPr>
+              <w:spacing w:after="0"/>
+            </w:pPr>
+            <w:r>
+              <w:rPr>
+                <w:sz w:val="16"/>
+              </w:rPr>
+              <w:t>Vorlage zur Grundordnung</w:t>
+            </w:r>
+          </w:p>
+        </w:tc>
+        <w:tc>
+          <w:tcPr>
+            <w:tcW w:type="dxa" w:w="3288"/>
+            <w:tcMar>
+              <w:top w:w="90" w:type="dxa"/>
+              <w:start w:w="90" w:type="dxa"/>
+              <w:bottom w:w="90" w:type="dxa"/>
+              <w:end w:w="90" w:type="dxa"/>
+            </w:tcMar>
+            <w:vAlign w:val="top"/>
+          </w:tcPr>
+          <w:p>
+            <w:pPr>
+              <w:spacing w:after="0"/>
+            </w:pPr>
+            <w:r>
+              <w:rPr>
+                <w:sz w:val="16"/>
+              </w:rPr>
+              <w:t>Tagesordnung, aktuelle Grundordnung, Bekanntmachungsnachweis</w:t>
+            </w:r>
+          </w:p>
+        </w:tc>
+      </w:tr>
+    </w:tbl>
+    <w:p>
+      <w:pPr>
+        <w:spacing w:after="20"/>
+      </w:pPr>
+    </w:p>
+    <w:p>
+      <w:pPr>
+        <w:pStyle w:val="Heading1"/>
+      </w:pPr>
+      <w:r>
+        <w:t>3. Arbeitsauftrag</w:t>
+      </w:r>
+    </w:p>
+    <w:p>
+      <w:pPr>
+        <w:widowControl/>
+      </w:pPr>
+      <w:r>
+        <w:t>Bis zum 2. Juni wird ein chronologisches Aktenregister erstellt. Die Mandantin reicht ihre gesamte Korrespondenz und den Zeitpunkt der Kenntnis vom Drittmittelbezug nach. Die Kanzlei bereitet ein enges Akteneinsichtsgesuch, eine Fristenkontrolle und Fragen an Senat sowie Ministerium vor. Keine Bewertung erfolgt auf Grundlage des informellen Chats allein.</w:t>
+      </w:r>
+    </w:p>
+    <w:p>
+      <w:pPr>
+        <w:keepLines/>
+        <w:spacing w:before="120"/>
+      </w:pPr>
+      <w:r>
+        <w:rPr>
+          <w:b/>
+        </w:rPr>
+        <w:t>Dr. Stefan Mendelsohn · Rechtsanwalt</w:t>
       </w:r>
     </w:p>
     <w:sectPr>
+      <w:footerReference w:type="default" r:id="rId9"/>
       <w:pgSz w:w="11906" w:h="16838"/>
-      <w:pgMar w:top="1417" w:right="1417" w:bottom="1417" w:left="1417" w:header="720" w:footer="720" w:gutter="0"/>
+      <w:pgMar w:top="1247" w:right="1134" w:bottom="1020" w:left="1191" w:header="397" w:footer="397" w:gutter="0"/>
       <w:cols w:space="720"/>
       <w:docGrid w:linePitch="360"/>
     </w:sectPr>
   </w:body>
 </w:document>
+</file>
+
+<file path=word/footer1.xml><?xml version="1.0" encoding="utf-8"?>
+<w:ftr xmlns:m="http://schemas.openxmlformats.org/officeDocument/2006/math" xmlns:mc="http://schemas.openxmlformats.org/markup-compatibility/2006" xmlns:mo="http://schemas.microsoft.com/office/mac/office/2008/main" xmlns:mv="urn:schemas-microsoft-com:mac:vml" xmlns:o="urn:schemas-microsoft-com:office:office" xmlns:r="http://schemas.openxmlformats.org/officeDocument/2006/relationships" xmlns:v="urn:schemas-microsoft-com:vml" xmlns:w10="urn:schemas-microsoft-com:office:word" xmlns:w14="http://schemas.microsoft.com/office/word/2010/wordml" xmlns:w="http://schemas.openxmlformats.org/wordprocessingml/2006/main" xmlns:wne="http://schemas.microsoft.com/office/word/2006/wordml" xmlns:wp14="http://schemas.microsoft.com/office/word/2010/wordprocessingDrawing" xmlns:wp="http://schemas.openxmlformats.org/drawingml/2006/wordprocessingDrawing" xmlns:wpc="http://schemas.microsoft.com/office/word/2010/wordprocessingCanvas" xmlns:wpg="http://schemas.microsoft.com/office/word/2010/wordprocessingGroup" xmlns:wpi="http://schemas.microsoft.com/office/word/2010/wordprocessingInk" xmlns:wps="http://schemas.microsoft.com/office/word/2010/wordprocessingShape" mc:Ignorable="w14 wp14">
+  <w:p>
+    <w:pPr>
+      <w:jc w:val="center"/>
+    </w:pPr>
+    <w:r>
+      <w:rPr>
+        <w:color w:val="59636B"/>
+        <w:sz w:val="16"/>
+      </w:rPr>
+      <w:t xml:space="preserve">MENDELSOHN RECHTSANWÄLTE · SM-207/26-HS · Seite </w:t>
+    </w:r>
+    <w:r>
+      <w:fldChar w:fldCharType="begin"/>
+      <w:instrText xml:space="preserve"> PAGE </w:instrText>
+      <w:fldChar w:fldCharType="separate"/>
+      <w:t>1</w:t>
+      <w:fldChar w:fldCharType="end"/>
+    </w:r>
+  </w:p>
+</w:ftr>
 </file>
 
 <file path=word/numbering.xml><?xml version="1.0" encoding="utf-8"?>
@@ -402,9 +1286,13 @@
     <w:name w:val="Normal"/>
     <w:qFormat/>
     <w:rsid w:val="00FC693F"/>
+    <w:pPr>
+      <w:spacing w:after="100" w:line="269" w:lineRule="auto"/>
+    </w:pPr>
     <w:rPr>
-      <w:rFonts w:ascii="Times New Roman" w:hAnsi="Times New Roman"/>
-      <w:sz w:val="22"/>
+      <w:rFonts w:ascii="Arial" w:hAnsi="Arial"/>
+      <w:color w:val="20262B"/>
+      <w:sz w:val="20"/>
     </w:rPr>
   </w:style>
   <w:style w:type="paragraph" w:styleId="Header">
@@ -462,14 +1350,15 @@
     <w:pPr>
       <w:keepNext/>
       <w:keepLines/>
-      <w:spacing w:before="480" w:after="0"/>
+      <w:spacing w:before="200" w:after="100"/>
       <w:outlineLvl w:val="0"/>
     </w:pPr>
     <w:rPr>
-      <w:rFonts w:asciiTheme="majorHAnsi" w:eastAsiaTheme="majorEastAsia" w:hAnsiTheme="majorHAnsi" w:cstheme="majorBidi" w:ascii="Times New Roman" w:hAnsi="Times New Roman"/>
+      <w:rFonts w:asciiTheme="majorHAnsi" w:eastAsiaTheme="majorEastAsia" w:hAnsiTheme="majorHAnsi" w:cstheme="majorBidi" w:ascii="Arial" w:hAnsi="Arial"/>
       <w:b/>
       <w:bCs/>
-      <w:sz w:val="28"/>
+      <w:color w:val="17324D"/>
+      <w:sz w:val="26"/>
       <w:szCs w:val="28"/>
     </w:rPr>
   </w:style>
@@ -485,14 +1374,15 @@
     <w:pPr>
       <w:keepNext/>
       <w:keepLines/>
-      <w:spacing w:before="200" w:after="0"/>
+      <w:spacing w:before="200" w:after="100"/>
       <w:outlineLvl w:val="1"/>
     </w:pPr>
     <w:rPr>
-      <w:rFonts w:asciiTheme="majorHAnsi" w:eastAsiaTheme="majorEastAsia" w:hAnsiTheme="majorHAnsi" w:cstheme="majorBidi" w:ascii="Times New Roman" w:hAnsi="Times New Roman"/>
+      <w:rFonts w:asciiTheme="majorHAnsi" w:eastAsiaTheme="majorEastAsia" w:hAnsiTheme="majorHAnsi" w:cstheme="majorBidi" w:ascii="Arial" w:hAnsi="Arial"/>
       <w:b/>
       <w:bCs/>
-      <w:sz w:val="24"/>
+      <w:color w:val="2E668B"/>
+      <w:sz w:val="22"/>
       <w:szCs w:val="26"/>
     </w:rPr>
   </w:style>
@@ -512,10 +1402,10 @@
       <w:outlineLvl w:val="2"/>
     </w:pPr>
     <w:rPr>
-      <w:rFonts w:asciiTheme="majorHAnsi" w:eastAsiaTheme="majorEastAsia" w:hAnsiTheme="majorHAnsi" w:cstheme="majorBidi" w:ascii="Times New Roman" w:hAnsi="Times New Roman"/>
+      <w:rFonts w:asciiTheme="majorHAnsi" w:eastAsiaTheme="majorEastAsia" w:hAnsiTheme="majorHAnsi" w:cstheme="majorBidi"/>
       <w:b/>
       <w:bCs/>
-      <w:sz w:val="22"/>
+      <w:color w:val="4F81BD" w:themeColor="accent1"/>
     </w:rPr>
   </w:style>
   <w:style w:type="paragraph" w:styleId="Heading4">
@@ -746,18 +1636,20 @@
     <w:qFormat/>
     <w:rsid w:val="00FC693F"/>
     <w:pPr>
+      <w:keepNext/>
       <w:pBdr>
         <w:bottom w:val="single" w:sz="8" w:space="4" w:color="4F81BD" w:themeColor="accent1"/>
       </w:pBdr>
-      <w:spacing w:after="300" w:line="240" w:lineRule="auto"/>
+      <w:spacing w:after="100" w:line="240" w:lineRule="auto" w:before="200"/>
       <w:contextualSpacing/>
     </w:pPr>
     <w:rPr>
-      <w:rFonts w:asciiTheme="majorHAnsi" w:eastAsiaTheme="majorEastAsia" w:hAnsiTheme="majorHAnsi" w:cstheme="majorBidi"/>
-      <w:color w:val="17365D" w:themeColor="text2" w:themeShade="BF"/>
+      <w:rFonts w:asciiTheme="majorHAnsi" w:eastAsiaTheme="majorEastAsia" w:hAnsiTheme="majorHAnsi" w:cstheme="majorBidi" w:ascii="Arial" w:hAnsi="Arial"/>
+      <w:b/>
+      <w:color w:val="17324D"/>
       <w:spacing w:val="5"/>
       <w:kern w:val="28"/>
-      <w:sz w:val="52"/>
+      <w:sz w:val="36"/>
       <w:szCs w:val="52"/>
     </w:rPr>
   </w:style>
